--- a/templates/uput-lekarski-template.docx
+++ b/templates/uput-lekarski-template.docx
@@ -2955,6 +2955,8 @@
             <w:r>
               <w:rPr>
                 <w:rFonts w:ascii="Arial" w:eastAsia="Times New Roman" w:hAnsi="Arial" w:cs="Arial"/>
+                <w:b/>
+                <w:bCs/>
                 <w:color w:val="000000"/>
                 <w:lang w:val="en-US"/>
               </w:rPr>
@@ -2998,18 +3000,22 @@
               <w:ind w:left="-57" w:right="-57"/>
               <w:rPr>
                 <w:rFonts w:ascii="Arial" w:eastAsia="Times New Roman" w:hAnsi="Arial" w:cs="Arial"/>
-                <w:color w:val="000000"/>
-                <w:sz w:val="21"/>
-                <w:szCs w:val="21"/>
-                <w:lang w:val="en-US"/>
-              </w:rPr>
-            </w:pPr>
-            <w:r>
-              <w:rPr>
-                <w:rFonts w:ascii="Arial" w:eastAsia="Times New Roman" w:hAnsi="Arial" w:cs="Arial"/>
-                <w:color w:val="000000"/>
-                <w:sz w:val="21"/>
-                <w:szCs w:val="21"/>
+                <w:b/>
+                <w:bCs/>
+                <w:color w:val="000000"/>
+                <w:sz w:val="28"/>
+                <w:szCs w:val="28"/>
+                <w:lang w:val="en-US"/>
+              </w:rPr>
+            </w:pPr>
+            <w:r>
+              <w:rPr>
+                <w:rFonts w:ascii="Arial" w:eastAsia="Times New Roman" w:hAnsi="Arial" w:cs="Arial"/>
+                <w:b/>
+                <w:bCs/>
+                <w:color w:val="000000"/>
+                <w:sz w:val="28"/>
+                <w:szCs w:val="28"/>
                 <w:lang w:val="en-US"/>
               </w:rPr>
               <w:t>{posebni_zdravstveni_uslovi}</w:t>

--- a/templates/uput-lekarski-template.docx
+++ b/templates/uput-lekarski-template.docx
@@ -1489,7 +1489,7 @@
                 <w:color w:val="000000"/>
                 <w:lang w:val="en-US"/>
               </w:rPr>
-              <w:t>{zanimanje}</w:t>
+              <w:t>{radno_mesto}</w:t>
             </w:r>
           </w:p>
         </w:tc>
@@ -1550,7 +1550,7 @@
                 <w:color w:val="000000"/>
                 <w:lang w:val="en-US"/>
               </w:rPr>
-              <w:t>{radno_mesto}</w:t>
+              <w:t>{zanimanje}</w:t>
             </w:r>
           </w:p>
         </w:tc>

--- a/templates/uput-lekarski-template.docx
+++ b/templates/uput-lekarski-template.docx
@@ -39,8 +39,8 @@
         <w:rPr>
           <w:rFonts w:ascii="Arial" w:eastAsia="Times New Roman" w:hAnsi="Arial" w:cs="Arial"/>
           <w:color w:val="000000"/>
-          <w:sz w:val="21"/>
-          <w:szCs w:val="21"/>
+          <w:sz w:val="16"/>
+          <w:szCs w:val="16"/>
           <w:lang w:val="en-US"/>
         </w:rPr>
       </w:pPr>
@@ -48,8 +48,8 @@
         <w:rPr>
           <w:rFonts w:ascii="Arial" w:eastAsia="Times New Roman" w:hAnsi="Arial" w:cs="Arial"/>
           <w:color w:val="000000"/>
-          <w:sz w:val="21"/>
-          <w:szCs w:val="21"/>
+          <w:sz w:val="16"/>
+          <w:szCs w:val="16"/>
           <w:lang w:val="en-US"/>
         </w:rPr>
         <w:t> </w:t>
@@ -346,7 +346,7 @@
                 <w:szCs w:val="20"/>
                 <w:lang w:val="en-US"/>
               </w:rPr>
-              <w:t xml:space="preserve">ulica Bačvanska 21b/III</w:t>
+              <w:t>ulica Bačvanska 21b/III</w:t>
             </w:r>
           </w:p>
         </w:tc>
@@ -755,8 +755,8 @@
         <w:rPr>
           <w:rFonts w:ascii="Arial" w:eastAsia="Times New Roman" w:hAnsi="Arial" w:cs="Arial"/>
           <w:color w:val="000000"/>
-          <w:sz w:val="21"/>
-          <w:szCs w:val="21"/>
+          <w:sz w:val="16"/>
+          <w:szCs w:val="16"/>
           <w:lang w:val="en-US"/>
         </w:rPr>
       </w:pPr>
@@ -764,8 +764,8 @@
         <w:rPr>
           <w:rFonts w:ascii="Arial" w:eastAsia="Times New Roman" w:hAnsi="Arial" w:cs="Arial"/>
           <w:color w:val="000000"/>
-          <w:sz w:val="21"/>
-          <w:szCs w:val="21"/>
+          <w:sz w:val="16"/>
+          <w:szCs w:val="16"/>
           <w:lang w:val="en-US"/>
         </w:rPr>
         <w:t> </w:t>
@@ -2131,10 +2131,10 @@
         <w:tblLook w:val="04A0" w:firstRow="1" w:lastRow="0" w:firstColumn="1" w:lastColumn="0" w:noHBand="0" w:noVBand="1"/>
       </w:tblPr>
       <w:tblGrid>
-        <w:gridCol w:w="2549"/>
-        <w:gridCol w:w="2980"/>
+        <w:gridCol w:w="2213"/>
+        <w:gridCol w:w="3561"/>
         <w:gridCol w:w="1551"/>
-        <w:gridCol w:w="2560"/>
+        <w:gridCol w:w="2315"/>
       </w:tblGrid>
       <w:tr>
         <w:tc>
@@ -2513,7 +2513,7 @@
             <w:tcW w:w="9640" w:type="dxa"/>
             <w:gridSpan w:val="4"/>
             <w:tcBorders>
-              <w:bottom w:val="single" w:sz="8" w:space="0" w:color="auto"/>
+              <w:bottom w:val="single" w:sz="4" w:space="0" w:color="auto"/>
             </w:tcBorders>
           </w:tcPr>
           <w:p>
@@ -2545,7 +2545,10 @@
             <w:tcW w:w="9640" w:type="dxa"/>
             <w:gridSpan w:val="4"/>
             <w:tcBorders>
-              <w:top w:val="single" w:sz="8" w:space="0" w:color="auto"/>
+              <w:top w:val="single" w:sz="4" w:space="0" w:color="auto"/>
+              <w:left w:val="single" w:sz="4" w:space="0" w:color="auto"/>
+              <w:bottom w:val="single" w:sz="4" w:space="0" w:color="auto"/>
+              <w:right w:val="single" w:sz="4" w:space="0" w:color="auto"/>
             </w:tcBorders>
           </w:tcPr>
           <w:p>
@@ -2589,289 +2592,135 @@
         </w:rPr>
       </w:pPr>
     </w:p>
+    <w:p>
+      <w:pPr>
+        <w:shd w:val="clear" w:color="auto" w:fill="FFFFFF"/>
+        <w:spacing w:after="0" w:line="240" w:lineRule="auto"/>
+        <w:ind w:left="-57" w:right="-57"/>
+        <w:rPr>
+          <w:rFonts w:ascii="Arial" w:eastAsia="Times New Roman" w:hAnsi="Arial" w:cs="Arial"/>
+          <w:color w:val="000000"/>
+          <w:sz w:val="21"/>
+          <w:szCs w:val="21"/>
+          <w:lang w:val="en-US"/>
+        </w:rPr>
+      </w:pPr>
+      <w:r>
+        <w:rPr>
+          <w:rFonts w:ascii="Arial" w:eastAsia="Times New Roman" w:hAnsi="Arial" w:cs="Arial"/>
+          <w:b/>
+          <w:bCs/>
+          <w:color w:val="000000"/>
+          <w:lang w:val="en-US"/>
+        </w:rPr>
+        <w:t>Kratak opis poslova na radnom mestu:</w:t>
+      </w:r>
+      <w:r>
+        <w:rPr>
+          <w:rFonts w:ascii="Arial" w:eastAsia="Times New Roman" w:hAnsi="Arial" w:cs="Arial"/>
+          <w:color w:val="000000"/>
+          <w:lang w:val="en-US"/>
+        </w:rPr>
+        <w:t xml:space="preserve"> </w:t>
+      </w:r>
+    </w:p>
+    <w:p>
+      <w:pPr>
+        <w:shd w:val="clear" w:color="auto" w:fill="FFFFFF"/>
+        <w:spacing w:after="0" w:line="240" w:lineRule="auto"/>
+        <w:ind w:left="-57" w:right="-57"/>
+        <w:rPr>
+          <w:rFonts w:ascii="Arial" w:eastAsia="Times New Roman" w:hAnsi="Arial" w:cs="Arial"/>
+          <w:color w:val="000000"/>
+          <w:sz w:val="21"/>
+          <w:szCs w:val="21"/>
+          <w:lang w:val="en-US"/>
+        </w:rPr>
+      </w:pPr>
+      <w:r>
+        <w:rPr>
+          <w:rFonts w:ascii="Arial" w:eastAsia="Times New Roman" w:hAnsi="Arial" w:cs="Arial"/>
+          <w:color w:val="000000"/>
+          <w:sz w:val="21"/>
+          <w:szCs w:val="21"/>
+          <w:lang w:val="en-US"/>
+        </w:rPr>
+        <w:t>{opis_posla}</w:t>
+      </w:r>
+    </w:p>
+    <w:p>
+      <w:pPr>
+        <w:shd w:val="clear" w:color="auto" w:fill="FFFFFF"/>
+        <w:spacing w:after="0" w:line="240" w:lineRule="auto"/>
+        <w:ind w:left="-57" w:right="-57"/>
+        <w:rPr>
+          <w:rFonts w:ascii="Arial" w:eastAsia="Times New Roman" w:hAnsi="Arial" w:cs="Arial"/>
+          <w:color w:val="000000"/>
+          <w:sz w:val="21"/>
+          <w:szCs w:val="21"/>
+          <w:lang w:val="en-US"/>
+        </w:rPr>
+      </w:pPr>
+    </w:p>
+    <w:p>
+      <w:pPr>
+        <w:spacing w:after="0" w:line="240" w:lineRule="auto"/>
+        <w:ind w:left="-57" w:right="-57"/>
+        <w:rPr>
+          <w:rFonts w:ascii="Arial" w:eastAsia="Times New Roman" w:hAnsi="Arial" w:cs="Arial"/>
+          <w:b/>
+          <w:bCs/>
+          <w:color w:val="000000"/>
+          <w:lang w:val="en-US"/>
+        </w:rPr>
+      </w:pPr>
+      <w:r>
+        <w:rPr>
+          <w:rFonts w:ascii="Arial" w:eastAsia="Times New Roman" w:hAnsi="Arial" w:cs="Arial"/>
+          <w:b/>
+          <w:bCs/>
+          <w:color w:val="000000"/>
+          <w:lang w:val="en-US"/>
+        </w:rPr>
+        <w:t>Procenjeni rizici na radnom mestu i u radnoj okolni - utvrđeni Aktom o proceni rizika:</w:t>
+      </w:r>
+    </w:p>
+    <w:p>
+      <w:pPr>
+        <w:shd w:val="clear" w:color="auto" w:fill="FFFFFF"/>
+        <w:spacing w:after="0" w:line="240" w:lineRule="auto"/>
+        <w:ind w:left="-57" w:right="-57"/>
+        <w:rPr>
+          <w:rFonts w:ascii="Arial" w:eastAsia="Times New Roman" w:hAnsi="Arial" w:cs="Arial"/>
+          <w:color w:val="000000"/>
+          <w:sz w:val="21"/>
+          <w:szCs w:val="21"/>
+          <w:lang w:val="en-US"/>
+        </w:rPr>
+      </w:pPr>
+      <w:r>
+        <w:rPr>
+          <w:rFonts w:ascii="Arial" w:eastAsia="Times New Roman" w:hAnsi="Arial" w:cs="Arial"/>
+          <w:color w:val="000000"/>
+          <w:lang w:val="en-US"/>
+        </w:rPr>
+        <w:t>{opasnosti}</w:t>
+      </w:r>
+    </w:p>
     <w:tbl>
       <w:tblPr>
         <w:tblStyle w:val="TableGrid"/>
         <w:tblW w:w="9640" w:type="dxa"/>
-        <w:tblInd w:w="-284" w:type="dxa"/>
-        <w:tblBorders>
-          <w:top w:val="none" w:sz="0" w:space="0" w:color="auto"/>
-          <w:left w:val="none" w:sz="0" w:space="0" w:color="auto"/>
-          <w:bottom w:val="none" w:sz="0" w:space="0" w:color="auto"/>
-          <w:right w:val="none" w:sz="0" w:space="0" w:color="auto"/>
-          <w:insideH w:val="none" w:sz="0" w:space="0" w:color="auto"/>
-          <w:insideV w:val="none" w:sz="0" w:space="0" w:color="auto"/>
-        </w:tblBorders>
+        <w:tblInd w:w="-279" w:type="dxa"/>
         <w:tblLook w:val="04A0" w:firstRow="1" w:lastRow="0" w:firstColumn="1" w:lastColumn="0" w:noHBand="0" w:noVBand="1"/>
       </w:tblPr>
       <w:tblGrid>
-        <w:gridCol w:w="4815"/>
-        <w:gridCol w:w="3691"/>
-        <w:gridCol w:w="1134"/>
+        <w:gridCol w:w="9640"/>
       </w:tblGrid>
       <w:tr>
         <w:tc>
           <w:tcPr>
-            <w:tcW w:w="4815" w:type="dxa"/>
-          </w:tcPr>
-          <w:p>
-            <w:pPr>
-              <w:ind w:left="-57" w:right="-57"/>
-              <w:rPr>
-                <w:rFonts w:ascii="Arial" w:eastAsia="Times New Roman" w:hAnsi="Arial" w:cs="Arial"/>
-                <w:color w:val="000000"/>
-                <w:lang w:val="en-US"/>
-              </w:rPr>
-            </w:pPr>
-            <w:r>
-              <w:rPr>
-                <w:rFonts w:ascii="Arial" w:eastAsia="Times New Roman" w:hAnsi="Arial" w:cs="Arial"/>
-                <w:color w:val="000000"/>
-                <w:lang w:val="en-US"/>
-              </w:rPr>
-              <w:t>Kratak opis poslova na radnom mestu:</w:t>
-            </w:r>
-          </w:p>
-        </w:tc>
-        <w:tc>
-          <w:tcPr>
-            <w:tcW w:w="4825" w:type="dxa"/>
-            <w:gridSpan w:val="2"/>
-            <w:tcBorders>
-              <w:bottom w:val="single" w:sz="8" w:space="0" w:color="auto"/>
-            </w:tcBorders>
-          </w:tcPr>
-          <w:p>
-            <w:pPr>
-              <w:ind w:left="-57" w:right="-57"/>
-              <w:rPr>
-                <w:rFonts w:ascii="Arial" w:eastAsia="Times New Roman" w:hAnsi="Arial" w:cs="Arial"/>
-                <w:color w:val="000000"/>
-                <w:sz w:val="21"/>
-                <w:szCs w:val="21"/>
-                <w:lang w:val="en-US"/>
-              </w:rPr>
-            </w:pPr>
-            <w:r>
-              <w:rPr>
-                <w:rFonts w:ascii="Arial" w:eastAsia="Times New Roman" w:hAnsi="Arial" w:cs="Arial"/>
-                <w:color w:val="000000"/>
-                <w:sz w:val="21"/>
-                <w:szCs w:val="21"/>
-                <w:lang w:val="en-US"/>
-              </w:rPr>
-              <w:t>{opis_posla}</w:t>
-            </w:r>
-          </w:p>
-        </w:tc>
-      </w:tr>
-      <w:tr>
-        <w:tc>
-          <w:tcPr>
             <w:tcW w:w="9640" w:type="dxa"/>
-            <w:gridSpan w:val="3"/>
-            <w:tcBorders>
-              <w:bottom w:val="single" w:sz="8" w:space="0" w:color="auto"/>
-            </w:tcBorders>
-          </w:tcPr>
-          <w:p>
-            <w:pPr>
-              <w:ind w:left="-57" w:right="-57"/>
-              <w:rPr>
-                <w:rFonts w:ascii="Arial" w:eastAsia="Times New Roman" w:hAnsi="Arial" w:cs="Arial"/>
-                <w:color w:val="000000"/>
-                <w:sz w:val="21"/>
-                <w:szCs w:val="21"/>
-                <w:lang w:val="en-US"/>
-              </w:rPr>
-            </w:pPr>
-          </w:p>
-        </w:tc>
-      </w:tr>
-      <w:tr>
-        <w:tc>
-          <w:tcPr>
-            <w:tcW w:w="9640" w:type="dxa"/>
-            <w:gridSpan w:val="3"/>
-            <w:tcBorders>
-              <w:top w:val="single" w:sz="8" w:space="0" w:color="auto"/>
-              <w:bottom w:val="single" w:sz="8" w:space="0" w:color="auto"/>
-            </w:tcBorders>
-          </w:tcPr>
-          <w:p>
-            <w:pPr>
-              <w:ind w:left="-57" w:right="-57"/>
-              <w:rPr>
-                <w:rFonts w:ascii="Arial" w:eastAsia="Times New Roman" w:hAnsi="Arial" w:cs="Arial"/>
-                <w:color w:val="000000"/>
-                <w:sz w:val="21"/>
-                <w:szCs w:val="21"/>
-                <w:lang w:val="en-US"/>
-              </w:rPr>
-            </w:pPr>
-          </w:p>
-        </w:tc>
-      </w:tr>
-      <w:tr>
-        <w:tblPrEx>
-          <w:tblBorders>
-            <w:top w:val="single" w:sz="4" w:space="0" w:color="auto"/>
-            <w:left w:val="single" w:sz="4" w:space="0" w:color="auto"/>
-            <w:bottom w:val="single" w:sz="4" w:space="0" w:color="auto"/>
-            <w:right w:val="single" w:sz="4" w:space="0" w:color="auto"/>
-            <w:insideH w:val="single" w:sz="4" w:space="0" w:color="auto"/>
-            <w:insideV w:val="single" w:sz="4" w:space="0" w:color="auto"/>
-          </w:tblBorders>
-        </w:tblPrEx>
-        <w:tc>
-          <w:tcPr>
-            <w:tcW w:w="8506" w:type="dxa"/>
-            <w:gridSpan w:val="2"/>
-            <w:tcBorders>
-              <w:top w:val="nil"/>
-              <w:left w:val="nil"/>
-              <w:bottom w:val="nil"/>
-              <w:right w:val="nil"/>
-            </w:tcBorders>
-            <w:vAlign w:val="center"/>
-          </w:tcPr>
-          <w:p>
-            <w:pPr>
-              <w:spacing w:before="100" w:beforeAutospacing="1" w:after="100" w:afterAutospacing="1"/>
-              <w:ind w:left="-57" w:right="-57"/>
-              <w:rPr>
-                <w:rFonts w:ascii="Arial" w:eastAsia="Times New Roman" w:hAnsi="Arial" w:cs="Arial"/>
-                <w:color w:val="000000"/>
-                <w:lang w:val="en-US"/>
-              </w:rPr>
-            </w:pPr>
-            <w:r>
-              <w:rPr>
-                <w:rFonts w:ascii="Arial" w:eastAsia="Times New Roman" w:hAnsi="Arial" w:cs="Arial"/>
-                <w:color w:val="000000"/>
-                <w:lang w:val="en-US"/>
-              </w:rPr>
-              <w:t>Procenjeni rizici na radnom mestu i u radnoj okolni - utvrđeni Aktom o proceni rizika:</w:t>
-            </w:r>
-          </w:p>
-        </w:tc>
-        <w:tc>
-          <w:tcPr>
-            <w:tcW w:w="1134" w:type="dxa"/>
-            <w:tcBorders>
-              <w:top w:val="nil"/>
-              <w:left w:val="nil"/>
-              <w:bottom w:val="single" w:sz="8" w:space="0" w:color="auto"/>
-              <w:right w:val="nil"/>
-            </w:tcBorders>
-          </w:tcPr>
-          <w:p>
-            <w:pPr>
-              <w:ind w:left="-57" w:right="-57"/>
-              <w:rPr>
-                <w:rFonts w:ascii="Arial" w:eastAsia="Times New Roman" w:hAnsi="Arial" w:cs="Arial"/>
-                <w:color w:val="000000"/>
-                <w:sz w:val="21"/>
-                <w:szCs w:val="21"/>
-                <w:lang w:val="en-US"/>
-              </w:rPr>
-            </w:pPr>
-          </w:p>
-        </w:tc>
-      </w:tr>
-      <w:tr>
-        <w:tblPrEx>
-          <w:tblBorders>
-            <w:top w:val="single" w:sz="4" w:space="0" w:color="auto"/>
-            <w:left w:val="single" w:sz="4" w:space="0" w:color="auto"/>
-            <w:bottom w:val="single" w:sz="4" w:space="0" w:color="auto"/>
-            <w:right w:val="single" w:sz="4" w:space="0" w:color="auto"/>
-            <w:insideH w:val="single" w:sz="4" w:space="0" w:color="auto"/>
-            <w:insideV w:val="single" w:sz="4" w:space="0" w:color="auto"/>
-          </w:tblBorders>
-        </w:tblPrEx>
-        <w:tc>
-          <w:tcPr>
-            <w:tcW w:w="9640" w:type="dxa"/>
-            <w:gridSpan w:val="3"/>
-            <w:tcBorders>
-              <w:top w:val="nil"/>
-              <w:left w:val="nil"/>
-              <w:bottom w:val="single" w:sz="8" w:space="0" w:color="auto"/>
-              <w:right w:val="nil"/>
-            </w:tcBorders>
-          </w:tcPr>
-          <w:p>
-            <w:pPr>
-              <w:ind w:left="-57" w:right="-57"/>
-              <w:rPr>
-                <w:rFonts w:ascii="Arial" w:eastAsia="Times New Roman" w:hAnsi="Arial" w:cs="Arial"/>
-                <w:color w:val="000000"/>
-                <w:lang w:val="en-US"/>
-              </w:rPr>
-            </w:pPr>
-            <w:r>
-              <w:rPr>
-                <w:rFonts w:ascii="Arial" w:eastAsia="Times New Roman" w:hAnsi="Arial" w:cs="Arial"/>
-                <w:color w:val="000000"/>
-                <w:lang w:val="en-US"/>
-              </w:rPr>
-              <w:t>{opasnosti}</w:t>
-            </w:r>
-          </w:p>
-        </w:tc>
-      </w:tr>
-      <w:tr>
-        <w:tblPrEx>
-          <w:tblBorders>
-            <w:top w:val="single" w:sz="4" w:space="0" w:color="auto"/>
-            <w:left w:val="single" w:sz="4" w:space="0" w:color="auto"/>
-            <w:bottom w:val="single" w:sz="4" w:space="0" w:color="auto"/>
-            <w:right w:val="single" w:sz="4" w:space="0" w:color="auto"/>
-            <w:insideH w:val="single" w:sz="4" w:space="0" w:color="auto"/>
-            <w:insideV w:val="single" w:sz="4" w:space="0" w:color="auto"/>
-          </w:tblBorders>
-        </w:tblPrEx>
-        <w:tc>
-          <w:tcPr>
-            <w:tcW w:w="9640" w:type="dxa"/>
-            <w:gridSpan w:val="3"/>
-            <w:tcBorders>
-              <w:top w:val="single" w:sz="8" w:space="0" w:color="auto"/>
-              <w:left w:val="nil"/>
-              <w:bottom w:val="single" w:sz="8" w:space="0" w:color="auto"/>
-              <w:right w:val="nil"/>
-            </w:tcBorders>
-          </w:tcPr>
-          <w:p>
-            <w:pPr>
-              <w:ind w:left="-57" w:right="-57"/>
-              <w:rPr>
-                <w:rFonts w:ascii="Arial" w:eastAsia="Times New Roman" w:hAnsi="Arial" w:cs="Arial"/>
-                <w:color w:val="000000"/>
-                <w:sz w:val="18"/>
-                <w:szCs w:val="18"/>
-                <w:lang w:val="en-US"/>
-              </w:rPr>
-            </w:pPr>
-          </w:p>
-        </w:tc>
-      </w:tr>
-      <w:tr>
-        <w:tblPrEx>
-          <w:tblBorders>
-            <w:top w:val="single" w:sz="4" w:space="0" w:color="auto"/>
-            <w:left w:val="single" w:sz="4" w:space="0" w:color="auto"/>
-            <w:bottom w:val="single" w:sz="4" w:space="0" w:color="auto"/>
-            <w:right w:val="single" w:sz="4" w:space="0" w:color="auto"/>
-            <w:insideH w:val="single" w:sz="4" w:space="0" w:color="auto"/>
-            <w:insideV w:val="single" w:sz="4" w:space="0" w:color="auto"/>
-          </w:tblBorders>
-        </w:tblPrEx>
-        <w:tc>
-          <w:tcPr>
-            <w:tcW w:w="9640" w:type="dxa"/>
-            <w:gridSpan w:val="3"/>
             <w:tcBorders>
               <w:top w:val="single" w:sz="8" w:space="0" w:color="auto"/>
               <w:left w:val="nil"/>
@@ -2881,22 +2730,22 @@
           </w:tcPr>
           <w:p>
             <w:pPr>
-              <w:ind w:left="-57" w:right="-57"/>
-              <w:jc w:val="center"/>
-              <w:rPr>
-                <w:rFonts w:ascii="Arial" w:eastAsia="Times New Roman" w:hAnsi="Arial" w:cs="Arial"/>
-                <w:color w:val="000000"/>
-                <w:sz w:val="16"/>
-                <w:szCs w:val="16"/>
-                <w:lang w:val="en-US"/>
-              </w:rPr>
-            </w:pPr>
-            <w:r>
-              <w:rPr>
-                <w:rFonts w:ascii="Arial" w:eastAsia="Times New Roman" w:hAnsi="Arial" w:cs="Arial"/>
-                <w:color w:val="000000"/>
-                <w:sz w:val="16"/>
-                <w:szCs w:val="16"/>
+              <w:shd w:val="clear" w:color="auto" w:fill="FFFFFF"/>
+              <w:ind w:left="-57" w:right="-57"/>
+              <w:rPr>
+                <w:rFonts w:ascii="Arial" w:eastAsia="Times New Roman" w:hAnsi="Arial" w:cs="Arial"/>
+                <w:color w:val="000000"/>
+                <w:sz w:val="21"/>
+                <w:szCs w:val="21"/>
+                <w:lang w:val="en-US"/>
+              </w:rPr>
+            </w:pPr>
+            <w:r>
+              <w:rPr>
+                <w:rFonts w:ascii="Arial" w:eastAsia="Times New Roman" w:hAnsi="Arial" w:cs="Arial"/>
+                <w:color w:val="000000"/>
+                <w:sz w:val="21"/>
+                <w:szCs w:val="21"/>
                 <w:lang w:val="en-US"/>
               </w:rPr>
               <w:t>(opasnost i štetnosti sa izmerenim vrednostima)</w:t>
@@ -2905,6 +2754,62 @@
         </w:tc>
       </w:tr>
     </w:tbl>
+    <w:p>
+      <w:pPr>
+        <w:shd w:val="clear" w:color="auto" w:fill="FFFFFF"/>
+        <w:spacing w:after="0" w:line="240" w:lineRule="auto"/>
+        <w:ind w:left="-57" w:right="-57"/>
+        <w:rPr>
+          <w:rFonts w:ascii="Arial" w:eastAsia="Times New Roman" w:hAnsi="Arial" w:cs="Arial"/>
+          <w:color w:val="000000"/>
+          <w:sz w:val="21"/>
+          <w:szCs w:val="21"/>
+          <w:lang w:val="en-US"/>
+        </w:rPr>
+      </w:pPr>
+    </w:p>
+    <w:p>
+      <w:pPr>
+        <w:shd w:val="clear" w:color="auto" w:fill="FFFFFF"/>
+        <w:spacing w:after="0" w:line="240" w:lineRule="auto"/>
+        <w:ind w:left="-57" w:right="-57"/>
+        <w:rPr>
+          <w:rFonts w:ascii="Arial" w:eastAsia="Times New Roman" w:hAnsi="Arial" w:cs="Arial"/>
+          <w:color w:val="000000"/>
+          <w:sz w:val="10"/>
+          <w:szCs w:val="10"/>
+          <w:lang w:val="en-US"/>
+        </w:rPr>
+      </w:pPr>
+    </w:p>
+    <w:p>
+      <w:pPr>
+        <w:shd w:val="clear" w:color="auto" w:fill="FFFFFF"/>
+        <w:spacing w:after="0" w:line="240" w:lineRule="auto"/>
+        <w:ind w:left="-57" w:right="-57"/>
+        <w:rPr>
+          <w:rFonts w:ascii="Arial" w:eastAsia="Times New Roman" w:hAnsi="Arial" w:cs="Arial"/>
+          <w:color w:val="000000"/>
+          <w:sz w:val="10"/>
+          <w:szCs w:val="10"/>
+          <w:lang w:val="en-US"/>
+        </w:rPr>
+      </w:pPr>
+    </w:p>
+    <w:p>
+      <w:pPr>
+        <w:shd w:val="clear" w:color="auto" w:fill="FFFFFF"/>
+        <w:spacing w:after="0" w:line="240" w:lineRule="auto"/>
+        <w:ind w:left="-57" w:right="-57"/>
+        <w:rPr>
+          <w:rFonts w:ascii="Arial" w:eastAsia="Times New Roman" w:hAnsi="Arial" w:cs="Arial"/>
+          <w:color w:val="000000"/>
+          <w:sz w:val="10"/>
+          <w:szCs w:val="10"/>
+          <w:lang w:val="en-US"/>
+        </w:rPr>
+      </w:pPr>
+    </w:p>
     <w:p>
       <w:pPr>
         <w:shd w:val="clear" w:color="auto" w:fill="FFFFFF"/>
@@ -3048,20 +2953,6 @@
         </w:tc>
       </w:tr>
     </w:tbl>
-    <w:p>
-      <w:pPr>
-        <w:shd w:val="clear" w:color="auto" w:fill="FFFFFF"/>
-        <w:spacing w:after="0" w:line="240" w:lineRule="auto"/>
-        <w:ind w:left="-57" w:right="-57"/>
-        <w:rPr>
-          <w:rFonts w:ascii="Arial" w:eastAsia="Times New Roman" w:hAnsi="Arial" w:cs="Arial"/>
-          <w:color w:val="000000"/>
-          <w:sz w:val="21"/>
-          <w:szCs w:val="21"/>
-          <w:lang w:val="en-US"/>
-        </w:rPr>
-      </w:pPr>
-    </w:p>
     <w:p>
       <w:pPr>
         <w:shd w:val="clear" w:color="auto" w:fill="FFFFFF"/>
@@ -3275,7 +3166,7 @@
                 <w:color w:val="000000"/>
                 <w:lang w:val="en-US"/>
               </w:rPr>
-              <w:t xml:space="preserve">Beograd, {datum_izdavanja}</w:t>
+              <w:t>Beograd, {datum_izdavanja}</w:t>
             </w:r>
           </w:p>
         </w:tc>
@@ -3408,7 +3299,7 @@
     </w:p>
     <w:sectPr>
       <w:pgSz w:w="11906" w:h="16838"/>
-      <w:pgMar w:top="993" w:right="1417" w:bottom="1417" w:left="1417" w:header="720" w:footer="720" w:gutter="0"/>
+      <w:pgMar w:top="993" w:right="1417" w:bottom="709" w:left="1417" w:header="720" w:footer="720" w:gutter="0"/>
       <w:cols w:space="720"/>
       <w:docGrid w:linePitch="360"/>
     </w:sectPr>
@@ -3818,7 +3709,6 @@
   <w:style w:type="character" w:default="1" w:styleId="DefaultParagraphFont">
     <w:name w:val="Default Paragraph Font"/>
     <w:uiPriority w:val="1"/>
-    <w:semiHidden/>
     <w:unhideWhenUsed/>
   </w:style>
   <w:style w:type="table" w:default="1" w:styleId="TableNormal">

--- a/templates/uput-lekarski-template.docx
+++ b/templates/uput-lekarski-template.docx
@@ -2546,9 +2546,6 @@
             <w:gridSpan w:val="4"/>
             <w:tcBorders>
               <w:top w:val="single" w:sz="4" w:space="0" w:color="auto"/>
-              <w:left w:val="single" w:sz="4" w:space="0" w:color="auto"/>
-              <w:bottom w:val="single" w:sz="4" w:space="0" w:color="auto"/>
-              <w:right w:val="single" w:sz="4" w:space="0" w:color="auto"/>
             </w:tcBorders>
           </w:tcPr>
           <w:p>
@@ -2732,20 +2729,21 @@
             <w:pPr>
               <w:shd w:val="clear" w:color="auto" w:fill="FFFFFF"/>
               <w:ind w:left="-57" w:right="-57"/>
-              <w:rPr>
-                <w:rFonts w:ascii="Arial" w:eastAsia="Times New Roman" w:hAnsi="Arial" w:cs="Arial"/>
-                <w:color w:val="000000"/>
-                <w:sz w:val="21"/>
-                <w:szCs w:val="21"/>
-                <w:lang w:val="en-US"/>
-              </w:rPr>
-            </w:pPr>
-            <w:r>
-              <w:rPr>
-                <w:rFonts w:ascii="Arial" w:eastAsia="Times New Roman" w:hAnsi="Arial" w:cs="Arial"/>
-                <w:color w:val="000000"/>
-                <w:sz w:val="21"/>
-                <w:szCs w:val="21"/>
+              <w:jc w:val="center"/>
+              <w:rPr>
+                <w:rFonts w:ascii="Arial" w:eastAsia="Times New Roman" w:hAnsi="Arial" w:cs="Arial"/>
+                <w:color w:val="000000"/>
+                <w:sz w:val="16"/>
+                <w:szCs w:val="16"/>
+                <w:lang w:val="en-US"/>
+              </w:rPr>
+            </w:pPr>
+            <w:r>
+              <w:rPr>
+                <w:rFonts w:ascii="Arial" w:eastAsia="Times New Roman" w:hAnsi="Arial" w:cs="Arial"/>
+                <w:color w:val="000000"/>
+                <w:sz w:val="16"/>
+                <w:szCs w:val="16"/>
                 <w:lang w:val="en-US"/>
               </w:rPr>
               <w:t>(opasnost i štetnosti sa izmerenim vrednostima)</w:t>
@@ -2925,30 +2923,6 @@
               </w:rPr>
               <w:t>{posebni_zdravstveni_uslovi}</w:t>
             </w:r>
-          </w:p>
-        </w:tc>
-      </w:tr>
-      <w:tr>
-        <w:tc>
-          <w:tcPr>
-            <w:tcW w:w="9640" w:type="dxa"/>
-            <w:gridSpan w:val="2"/>
-            <w:tcBorders>
-              <w:top w:val="single" w:sz="8" w:space="0" w:color="auto"/>
-              <w:bottom w:val="single" w:sz="8" w:space="0" w:color="auto"/>
-            </w:tcBorders>
-          </w:tcPr>
-          <w:p>
-            <w:pPr>
-              <w:ind w:left="-57" w:right="-57"/>
-              <w:rPr>
-                <w:rFonts w:ascii="Arial" w:eastAsia="Times New Roman" w:hAnsi="Arial" w:cs="Arial"/>
-                <w:color w:val="000000"/>
-                <w:sz w:val="21"/>
-                <w:szCs w:val="21"/>
-                <w:lang w:val="en-US"/>
-              </w:rPr>
-            </w:pPr>
           </w:p>
         </w:tc>
       </w:tr>
@@ -3709,6 +3683,7 @@
   <w:style w:type="character" w:default="1" w:styleId="DefaultParagraphFont">
     <w:name w:val="Default Paragraph Font"/>
     <w:uiPriority w:val="1"/>
+    <w:semiHidden/>
     <w:unhideWhenUsed/>
   </w:style>
   <w:style w:type="table" w:default="1" w:styleId="TableNormal">

--- a/templates/uput-lekarski-template.docx
+++ b/templates/uput-lekarski-template.docx
@@ -2593,7 +2593,7 @@
       <w:pPr>
         <w:shd w:val="clear" w:color="auto" w:fill="FFFFFF"/>
         <w:spacing w:after="0" w:line="240" w:lineRule="auto"/>
-        <w:ind w:left="-57" w:right="-57"/>
+        <w:ind w:left="-284" w:right="-57"/>
         <w:rPr>
           <w:rFonts w:ascii="Arial" w:eastAsia="Times New Roman" w:hAnsi="Arial" w:cs="Arial"/>
           <w:color w:val="000000"/>
@@ -2625,7 +2625,7 @@
       <w:pPr>
         <w:shd w:val="clear" w:color="auto" w:fill="FFFFFF"/>
         <w:spacing w:after="0" w:line="240" w:lineRule="auto"/>
-        <w:ind w:left="-57" w:right="-57"/>
+        <w:ind w:left="-284" w:right="-57"/>
         <w:rPr>
           <w:rFonts w:ascii="Arial" w:eastAsia="Times New Roman" w:hAnsi="Arial" w:cs="Arial"/>
           <w:color w:val="000000"/>
@@ -2649,7 +2649,7 @@
       <w:pPr>
         <w:shd w:val="clear" w:color="auto" w:fill="FFFFFF"/>
         <w:spacing w:after="0" w:line="240" w:lineRule="auto"/>
-        <w:ind w:left="-57" w:right="-57"/>
+        <w:ind w:left="-284" w:right="-57"/>
         <w:rPr>
           <w:rFonts w:ascii="Arial" w:eastAsia="Times New Roman" w:hAnsi="Arial" w:cs="Arial"/>
           <w:color w:val="000000"/>
@@ -2662,7 +2662,7 @@
     <w:p>
       <w:pPr>
         <w:spacing w:after="0" w:line="240" w:lineRule="auto"/>
-        <w:ind w:left="-57" w:right="-57"/>
+        <w:ind w:left="-284" w:right="-57"/>
         <w:rPr>
           <w:rFonts w:ascii="Arial" w:eastAsia="Times New Roman" w:hAnsi="Arial" w:cs="Arial"/>
           <w:b/>
@@ -2686,7 +2686,7 @@
       <w:pPr>
         <w:shd w:val="clear" w:color="auto" w:fill="FFFFFF"/>
         <w:spacing w:after="0" w:line="240" w:lineRule="auto"/>
-        <w:ind w:left="-57" w:right="-57"/>
+        <w:ind w:left="-284" w:right="-57"/>
         <w:rPr>
           <w:rFonts w:ascii="Arial" w:eastAsia="Times New Roman" w:hAnsi="Arial" w:cs="Arial"/>
           <w:color w:val="000000"/>
@@ -2762,34 +2762,6 @@
           <w:color w:val="000000"/>
           <w:sz w:val="21"/>
           <w:szCs w:val="21"/>
-          <w:lang w:val="en-US"/>
-        </w:rPr>
-      </w:pPr>
-    </w:p>
-    <w:p>
-      <w:pPr>
-        <w:shd w:val="clear" w:color="auto" w:fill="FFFFFF"/>
-        <w:spacing w:after="0" w:line="240" w:lineRule="auto"/>
-        <w:ind w:left="-57" w:right="-57"/>
-        <w:rPr>
-          <w:rFonts w:ascii="Arial" w:eastAsia="Times New Roman" w:hAnsi="Arial" w:cs="Arial"/>
-          <w:color w:val="000000"/>
-          <w:sz w:val="10"/>
-          <w:szCs w:val="10"/>
-          <w:lang w:val="en-US"/>
-        </w:rPr>
-      </w:pPr>
-    </w:p>
-    <w:p>
-      <w:pPr>
-        <w:shd w:val="clear" w:color="auto" w:fill="FFFFFF"/>
-        <w:spacing w:after="0" w:line="240" w:lineRule="auto"/>
-        <w:ind w:left="-57" w:right="-57"/>
-        <w:rPr>
-          <w:rFonts w:ascii="Arial" w:eastAsia="Times New Roman" w:hAnsi="Arial" w:cs="Arial"/>
-          <w:color w:val="000000"/>
-          <w:sz w:val="10"/>
-          <w:szCs w:val="10"/>
           <w:lang w:val="en-US"/>
         </w:rPr>
       </w:pPr>
